--- a/docs/qms/evidence-2026/02_Meeting_Records/EM26-02d_Management_Review_Input_EchoMind.docx
+++ b/docs/qms/evidence-2026/02_Meeting_Records/EM26-02d_Management_Review_Input_EchoMind.docx
@@ -1069,7 +1069,7 @@
                 <w:sz w:val="17"/>
                 <w:szCs w:val="17"/>
               </w:rPr>
-              <w:t xml:space="preserve">REG-04: 15 entries, 9 open</w:t>
+              <w:t xml:space="preserve">REG-04: 16 entries, 6 open</w:t>
             </w:r>
           </w:p>
         </w:tc>

--- a/docs/qms/evidence-2026/02_Meeting_Records/EM26-02d_Management_Review_Input_EchoMind.docx
+++ b/docs/qms/evidence-2026/02_Meeting_Records/EM26-02d_Management_Review_Input_EchoMind.docx
@@ -535,14 +535,13 @@
           <w:p>
             <w:r>
               <w:rPr>
-                <w:rFonts w:ascii="Consolas" w:cs="Consolas" w:eastAsia="Consolas" w:hAnsi="Consolas"/>
-                <w:b w:val="false"/>
-                <w:bCs w:val="false"/>
-                <w:color w:val="222222"/>
-                <w:sz w:val="15"/>
-                <w:szCs w:val="15"/>
-              </w:rPr>
-              <w:t xml:space="preserve">________________</w:t>
+                <w:b w:val="false"/>
+                <w:bCs w:val="false"/>
+                <w:color w:val="222222"/>
+                <w:sz w:val="17"/>
+                <w:szCs w:val="17"/>
+              </w:rPr>
+              <w:t xml:space="preserve">Richard Watson Stephen Amudha (Lead Engineer)</w:t>
             </w:r>
           </w:p>
         </w:tc>
@@ -596,14 +595,133 @@
           <w:p>
             <w:r>
               <w:rPr>
-                <w:rFonts w:ascii="Consolas" w:cs="Consolas" w:eastAsia="Consolas" w:hAnsi="Consolas"/>
-                <w:b w:val="false"/>
-                <w:bCs w:val="false"/>
-                <w:color w:val="222222"/>
-                <w:sz w:val="15"/>
-                <w:szCs w:val="15"/>
-              </w:rPr>
-              <w:t xml:space="preserve">________________</w:t>
+                <w:b w:val="false"/>
+                <w:bCs w:val="false"/>
+                <w:color w:val="222222"/>
+                <w:sz w:val="17"/>
+                <w:szCs w:val="17"/>
+              </w:rPr>
+              <w:t xml:space="preserve">Alexander Peter (EchoMind Project Lead)</w:t>
+            </w:r>
+          </w:p>
+        </w:tc>
+      </w:tr>
+      <w:tr>
+        <w:tc>
+          <w:tcPr>
+            <w:tcW w:type="dxa" w:w="2600"/>
+            <w:tcBorders>
+              <w:top w:val="single" w:color="BFC7D5" w:sz="4"/>
+              <w:left w:val="single" w:color="BFC7D5" w:sz="4"/>
+              <w:bottom w:val="single" w:color="BFC7D5" w:sz="4"/>
+              <w:right w:val="single" w:color="BFC7D5" w:sz="4"/>
+            </w:tcBorders>
+            <w:tcMar>
+              <w:top w:type="dxa" w:w="60"/>
+              <w:left w:type="dxa" w:w="90"/>
+              <w:bottom w:type="dxa" w:w="60"/>
+              <w:right w:type="dxa" w:w="90"/>
+            </w:tcMar>
+          </w:tcPr>
+          <w:p>
+            <w:r>
+              <w:rPr>
+                <w:b w:val="false"/>
+                <w:bCs w:val="false"/>
+                <w:color w:val="222222"/>
+                <w:sz w:val="17"/>
+                <w:szCs w:val="17"/>
+              </w:rPr>
+              <w:t xml:space="preserve">Quality assurance</w:t>
+            </w:r>
+          </w:p>
+        </w:tc>
+        <w:tc>
+          <w:tcPr>
+            <w:tcW w:type="dxa" w:w="6760"/>
+            <w:tcBorders>
+              <w:top w:val="single" w:color="BFC7D5" w:sz="4"/>
+              <w:left w:val="single" w:color="BFC7D5" w:sz="4"/>
+              <w:bottom w:val="single" w:color="BFC7D5" w:sz="4"/>
+              <w:right w:val="single" w:color="BFC7D5" w:sz="4"/>
+            </w:tcBorders>
+            <w:tcMar>
+              <w:top w:type="dxa" w:w="60"/>
+              <w:left w:type="dxa" w:w="90"/>
+              <w:bottom w:type="dxa" w:w="60"/>
+              <w:right w:type="dxa" w:w="90"/>
+            </w:tcMar>
+          </w:tcPr>
+          <w:p>
+            <w:r>
+              <w:rPr>
+                <w:b w:val="false"/>
+                <w:bCs w:val="false"/>
+                <w:color w:val="222222"/>
+                <w:sz w:val="17"/>
+                <w:szCs w:val="17"/>
+              </w:rPr>
+              <w:t xml:space="preserve">Sheryl Nazareth (QA / MR)</w:t>
+            </w:r>
+          </w:p>
+        </w:tc>
+      </w:tr>
+      <w:tr>
+        <w:tc>
+          <w:tcPr>
+            <w:tcW w:type="dxa" w:w="2600"/>
+            <w:tcBorders>
+              <w:top w:val="single" w:color="BFC7D5" w:sz="4"/>
+              <w:left w:val="single" w:color="BFC7D5" w:sz="4"/>
+              <w:bottom w:val="single" w:color="BFC7D5" w:sz="4"/>
+              <w:right w:val="single" w:color="BFC7D5" w:sz="4"/>
+            </w:tcBorders>
+            <w:tcMar>
+              <w:top w:type="dxa" w:w="60"/>
+              <w:left w:type="dxa" w:w="90"/>
+              <w:bottom w:type="dxa" w:w="60"/>
+              <w:right w:type="dxa" w:w="90"/>
+            </w:tcMar>
+          </w:tcPr>
+          <w:p>
+            <w:r>
+              <w:rPr>
+                <w:b w:val="false"/>
+                <w:bCs w:val="false"/>
+                <w:color w:val="222222"/>
+                <w:sz w:val="17"/>
+                <w:szCs w:val="17"/>
+              </w:rPr>
+              <w:t xml:space="preserve">Approved by</w:t>
+            </w:r>
+          </w:p>
+        </w:tc>
+        <w:tc>
+          <w:tcPr>
+            <w:tcW w:type="dxa" w:w="6760"/>
+            <w:tcBorders>
+              <w:top w:val="single" w:color="BFC7D5" w:sz="4"/>
+              <w:left w:val="single" w:color="BFC7D5" w:sz="4"/>
+              <w:bottom w:val="single" w:color="BFC7D5" w:sz="4"/>
+              <w:right w:val="single" w:color="BFC7D5" w:sz="4"/>
+            </w:tcBorders>
+            <w:tcMar>
+              <w:top w:type="dxa" w:w="60"/>
+              <w:left w:type="dxa" w:w="90"/>
+              <w:bottom w:type="dxa" w:w="60"/>
+              <w:right w:type="dxa" w:w="90"/>
+            </w:tcMar>
+          </w:tcPr>
+          <w:p>
+            <w:r>
+              <w:rPr>
+                <w:b w:val="false"/>
+                <w:bCs w:val="false"/>
+                <w:color w:val="222222"/>
+                <w:sz w:val="17"/>
+                <w:szCs w:val="17"/>
+              </w:rPr>
+              <w:t xml:space="preserve">Anita Johan (Managing Director) — 2026-10-07</w:t>
             </w:r>
           </w:p>
         </w:tc>
@@ -1069,7 +1187,7 @@
                 <w:sz w:val="17"/>
                 <w:szCs w:val="17"/>
               </w:rPr>
-              <w:t xml:space="preserve">REG-04: 16 entries, 6 open</w:t>
+              <w:t xml:space="preserve">REG-04: 16 entries, 11 closed, 5 open</w:t>
             </w:r>
           </w:p>
         </w:tc>
@@ -1189,7 +1307,7 @@
                 <w:sz w:val="17"/>
                 <w:szCs w:val="17"/>
               </w:rPr>
-              <w:t xml:space="preserve">2025 AFR; 2026 dry run (pending)</w:t>
+              <w:t xml:space="preserve">2025 AFR; 2026 dry run held 2026-10-07</w:t>
             </w:r>
           </w:p>
         </w:tc>
@@ -1325,7 +1443,7 @@
         <w:pStyle w:val="Heading1"/>
       </w:pPr>
       <w:r>
-        <w:t xml:space="preserve">EchoMind risks to table (REG-03, ratings proposed)</w:t>
+        <w:t xml:space="preserve">EchoMind risks to table (REG-03, ratings confirmed 2026-10-07)</w:t>
       </w:r>
     </w:p>
     <w:tbl>
@@ -2260,7 +2378,7 @@
         <w:pStyle w:val="Heading1"/>
       </w:pPr>
       <w:r>
-        <w:t xml:space="preserve">Decisions requested</w:t>
+        <w:t xml:space="preserve">Decisions already taken (2026-10-07, AR-2026-001)</w:t>
       </w:r>
     </w:p>
     <w:p>
@@ -2273,7 +2391,7 @@
         <w:spacing w:after="60"/>
       </w:pPr>
       <w:r>
-        <w:t xml:space="preserve">Confirm or change the proposed risk ratings and assign owners/dates.</w:t>
+        <w:t xml:space="preserve">Risk ratings confirmed; owners and due dates assigned (REG-03).</w:t>
       </w:r>
     </w:p>
     <w:p>
@@ -2286,7 +2404,7 @@
         <w:spacing w:after="60"/>
       </w:pPr>
       <w:r>
-        <w:t xml:space="preserve">Approve the product-level QMS documents or record them as supporting material.</w:t>
+        <w:t xml:space="preserve">Product-level QMS documents approved by the Managing Director.</w:t>
       </w:r>
     </w:p>
     <w:p>
@@ -2299,7 +2417,7 @@
         <w:spacing w:after="60"/>
       </w:pPr>
       <w:r>
-        <w:t xml:space="preserve">Set targets for the NFRs (REG-09 A-1).</w:t>
+        <w:t xml:space="preserve">NFR targets approved (REG-09 A-1, EM26-17 §3).</w:t>
       </w:r>
     </w:p>
     <w:p>
@@ -2312,7 +2430,15 @@
         <w:spacing w:after="60"/>
       </w:pPr>
       <w:r>
-        <w:t xml:space="preserve">Decide repository and board visibility (W-9).</w:t>
+        <w:t xml:space="preserve">Repository and project board stay public (W-9).</w:t>
+      </w:r>
+    </w:p>
+    <w:p>
+      <w:pPr>
+        <w:pStyle w:val="Heading1"/>
+      </w:pPr>
+      <w:r>
+        <w:t xml:space="preserve">Decisions for the first review</w:t>
       </w:r>
     </w:p>
     <w:p>
@@ -2325,7 +2451,46 @@
         <w:spacing w:after="60"/>
       </w:pPr>
       <w:r>
-        <w:t xml:space="preserve">Approve backup destination and retention policy.</w:t>
+        <w:t xml:space="preserve">Backup destination (REG-03 R-02, Kishan Haravu Pradeep, 2026-10-13).</w:t>
+      </w:r>
+    </w:p>
+    <w:p>
+      <w:pPr>
+        <w:pStyle w:val="ListParagraph"/>
+        <w:numPr>
+          <w:ilvl w:val="0"/>
+          <w:numId w:val="2"/>
+        </w:numPr>
+        <w:spacing w:after="60"/>
+      </w:pPr>
+      <w:r>
+        <w:t xml:space="preserve">Retention periods and encryption at rest (R-06, R-13, 2026-10-31).</w:t>
+      </w:r>
+    </w:p>
+    <w:p>
+      <w:pPr>
+        <w:pStyle w:val="ListParagraph"/>
+        <w:numPr>
+          <w:ilvl w:val="0"/>
+          <w:numId w:val="2"/>
+        </w:numPr>
+        <w:spacing w:after="60"/>
+      </w:pPr>
+      <w:r>
+        <w:t xml:space="preserve">Login default for customer deployments and CORS origin (R-04, 2026-10-31).</w:t>
+      </w:r>
+    </w:p>
+    <w:p>
+      <w:pPr>
+        <w:pStyle w:val="ListParagraph"/>
+        <w:numPr>
+          <w:ilvl w:val="0"/>
+          <w:numId w:val="2"/>
+        </w:numPr>
+        <w:spacing w:after="60"/>
+      </w:pPr>
+      <w:r>
+        <w:t xml:space="preserve">GPU-sharing policy (R-14, 2026-10-31).</w:t>
       </w:r>
     </w:p>
     <w:p>
@@ -2341,15 +2506,7 @@
         <w:spacing w:after="100"/>
       </w:pPr>
       <w:r>
-        <w:t xml:space="preserve">To be recorded in FRM-07 during the review: </w:t>
-      </w:r>
-      <w:r>
-        <w:rPr>
-          <w:rFonts w:ascii="Consolas" w:cs="Consolas" w:eastAsia="Consolas" w:hAnsi="Consolas"/>
-          <w:sz w:val="19"/>
-          <w:szCs w:val="19"/>
-        </w:rPr>
-        <w:t xml:space="preserve">________________</w:t>
+        <w:t xml:space="preserve">To be recorded in FRM-07 at the first management review (quarterly cadence, SOP-15 §4), chaired by the Managing Director.</w:t>
       </w:r>
     </w:p>
     <w:p>
@@ -2358,28 +2515,6 @@
       </w:pPr>
       <w:r>
         <w:t xml:space="preserve">Verification and approval</w:t>
-      </w:r>
-    </w:p>
-    <w:p>
-      <w:pPr>
-        <w:spacing w:after="100"/>
-        <w:rPr>
-          <w:i/>
-          <w:iCs/>
-          <w:color w:val="555555"/>
-          <w:sz w:val="18"/>
-          <w:szCs w:val="18"/>
-        </w:rPr>
-      </w:pPr>
-      <w:r>
-        <w:rPr>
-          <w:i/>
-          <w:iCs/>
-          <w:color w:val="555555"/>
-          <w:sz w:val="18"/>
-          <w:szCs w:val="18"/>
-        </w:rPr>
-        <w:t xml:space="preserve">Completed by the named people themselves. Never pre-filled or back-dated (SOP-01 §6).</w:t>
       </w:r>
     </w:p>
     <w:tbl>
@@ -2395,10 +2530,10 @@
         </w:tblBorders>
       </w:tblPr>
       <w:tblGrid>
-        <w:gridCol w:w="2200"/>
-        <w:gridCol w:w="2800"/>
-        <w:gridCol w:w="2600"/>
-        <w:gridCol w:w="1760"/>
+        <w:gridCol w:w="2700"/>
+        <w:gridCol w:w="2500"/>
+        <w:gridCol w:w="2500"/>
+        <w:gridCol w:w="1660"/>
       </w:tblGrid>
       <w:tr>
         <w:trPr>
@@ -2406,7 +2541,7 @@
         </w:trPr>
         <w:tc>
           <w:tcPr>
-            <w:tcW w:type="dxa" w:w="2200"/>
+            <w:tcW w:type="dxa" w:w="2700"/>
             <w:tcBorders>
               <w:top w:val="single" w:color="BFC7D5" w:sz="4"/>
               <w:left w:val="single" w:color="BFC7D5" w:sz="4"/>
@@ -2436,7 +2571,7 @@
         </w:tc>
         <w:tc>
           <w:tcPr>
-            <w:tcW w:type="dxa" w:w="2800"/>
+            <w:tcW w:type="dxa" w:w="2500"/>
             <w:tcBorders>
               <w:top w:val="single" w:color="BFC7D5" w:sz="4"/>
               <w:left w:val="single" w:color="BFC7D5" w:sz="4"/>
@@ -2466,7 +2601,7 @@
         </w:tc>
         <w:tc>
           <w:tcPr>
-            <w:tcW w:type="dxa" w:w="2600"/>
+            <w:tcW w:type="dxa" w:w="2500"/>
             <w:tcBorders>
               <w:top w:val="single" w:color="BFC7D5" w:sz="4"/>
               <w:left w:val="single" w:color="BFC7D5" w:sz="4"/>
@@ -2496,7 +2631,7 @@
         </w:tc>
         <w:tc>
           <w:tcPr>
-            <w:tcW w:type="dxa" w:w="1760"/>
+            <w:tcW w:type="dxa" w:w="1660"/>
             <w:tcBorders>
               <w:top w:val="single" w:color="BFC7D5" w:sz="4"/>
               <w:left w:val="single" w:color="BFC7D5" w:sz="4"/>
@@ -2528,259 +2663,498 @@
       <w:tr>
         <w:tc>
           <w:tcPr>
-            <w:tcW w:type="dxa" w:w="2200"/>
-            <w:tcBorders>
-              <w:top w:val="single" w:color="BFC7D5" w:sz="4"/>
-              <w:left w:val="single" w:color="BFC7D5" w:sz="4"/>
-              <w:bottom w:val="single" w:color="BFC7D5" w:sz="4"/>
-              <w:right w:val="single" w:color="BFC7D5" w:sz="4"/>
-            </w:tcBorders>
-            <w:tcMar>
-              <w:top w:type="dxa" w:w="60"/>
-              <w:left w:type="dxa" w:w="90"/>
-              <w:bottom w:type="dxa" w:w="60"/>
-              <w:right w:type="dxa" w:w="90"/>
-            </w:tcMar>
-          </w:tcPr>
-          <w:p>
-            <w:r>
-              <w:rPr>
-                <w:b w:val="false"/>
-                <w:bCs w:val="false"/>
-                <w:color w:val="222222"/>
-                <w:sz w:val="17"/>
-                <w:szCs w:val="17"/>
-              </w:rPr>
-              <w:t xml:space="preserve">Prepared by</w:t>
-            </w:r>
-          </w:p>
-        </w:tc>
-        <w:tc>
-          <w:tcPr>
-            <w:tcW w:type="dxa" w:w="2800"/>
-            <w:tcBorders>
-              <w:top w:val="single" w:color="BFC7D5" w:sz="4"/>
-              <w:left w:val="single" w:color="BFC7D5" w:sz="4"/>
-              <w:bottom w:val="single" w:color="BFC7D5" w:sz="4"/>
-              <w:right w:val="single" w:color="BFC7D5" w:sz="4"/>
-            </w:tcBorders>
-            <w:tcMar>
-              <w:top w:type="dxa" w:w="60"/>
-              <w:left w:type="dxa" w:w="90"/>
-              <w:bottom w:type="dxa" w:w="60"/>
-              <w:right w:type="dxa" w:w="90"/>
-            </w:tcMar>
-          </w:tcPr>
-          <w:p/>
-        </w:tc>
-        <w:tc>
-          <w:tcPr>
-            <w:tcW w:type="dxa" w:w="2600"/>
-            <w:tcBorders>
-              <w:top w:val="single" w:color="BFC7D5" w:sz="4"/>
-              <w:left w:val="single" w:color="BFC7D5" w:sz="4"/>
-              <w:bottom w:val="single" w:color="BFC7D5" w:sz="4"/>
-              <w:right w:val="single" w:color="BFC7D5" w:sz="4"/>
-            </w:tcBorders>
-            <w:tcMar>
-              <w:top w:type="dxa" w:w="60"/>
-              <w:left w:type="dxa" w:w="90"/>
-              <w:bottom w:type="dxa" w:w="60"/>
-              <w:right w:type="dxa" w:w="90"/>
-            </w:tcMar>
-          </w:tcPr>
-          <w:p/>
-        </w:tc>
-        <w:tc>
-          <w:tcPr>
-            <w:tcW w:type="dxa" w:w="1760"/>
-            <w:tcBorders>
-              <w:top w:val="single" w:color="BFC7D5" w:sz="4"/>
-              <w:left w:val="single" w:color="BFC7D5" w:sz="4"/>
-              <w:bottom w:val="single" w:color="BFC7D5" w:sz="4"/>
-              <w:right w:val="single" w:color="BFC7D5" w:sz="4"/>
-            </w:tcBorders>
-            <w:tcMar>
-              <w:top w:type="dxa" w:w="60"/>
-              <w:left w:type="dxa" w:w="90"/>
-              <w:bottom w:type="dxa" w:w="60"/>
-              <w:right w:type="dxa" w:w="90"/>
-            </w:tcMar>
-          </w:tcPr>
-          <w:p/>
-        </w:tc>
-      </w:tr>
-      <w:tr>
-        <w:tc>
-          <w:tcPr>
-            <w:tcW w:type="dxa" w:w="2200"/>
-            <w:tcBorders>
-              <w:top w:val="single" w:color="BFC7D5" w:sz="4"/>
-              <w:left w:val="single" w:color="BFC7D5" w:sz="4"/>
-              <w:bottom w:val="single" w:color="BFC7D5" w:sz="4"/>
-              <w:right w:val="single" w:color="BFC7D5" w:sz="4"/>
-            </w:tcBorders>
-            <w:tcMar>
-              <w:top w:type="dxa" w:w="60"/>
-              <w:left w:type="dxa" w:w="90"/>
-              <w:bottom w:type="dxa" w:w="60"/>
-              <w:right w:type="dxa" w:w="90"/>
-            </w:tcMar>
-          </w:tcPr>
-          <w:p>
-            <w:r>
-              <w:rPr>
-                <w:b w:val="false"/>
-                <w:bCs w:val="false"/>
-                <w:color w:val="222222"/>
-                <w:sz w:val="17"/>
-                <w:szCs w:val="17"/>
-              </w:rPr>
-              <w:t xml:space="preserve">Reviewed by</w:t>
-            </w:r>
-          </w:p>
-        </w:tc>
-        <w:tc>
-          <w:tcPr>
-            <w:tcW w:type="dxa" w:w="2800"/>
-            <w:tcBorders>
-              <w:top w:val="single" w:color="BFC7D5" w:sz="4"/>
-              <w:left w:val="single" w:color="BFC7D5" w:sz="4"/>
-              <w:bottom w:val="single" w:color="BFC7D5" w:sz="4"/>
-              <w:right w:val="single" w:color="BFC7D5" w:sz="4"/>
-            </w:tcBorders>
-            <w:tcMar>
-              <w:top w:type="dxa" w:w="60"/>
-              <w:left w:type="dxa" w:w="90"/>
-              <w:bottom w:type="dxa" w:w="60"/>
-              <w:right w:type="dxa" w:w="90"/>
-            </w:tcMar>
-          </w:tcPr>
-          <w:p/>
-        </w:tc>
-        <w:tc>
-          <w:tcPr>
-            <w:tcW w:type="dxa" w:w="2600"/>
-            <w:tcBorders>
-              <w:top w:val="single" w:color="BFC7D5" w:sz="4"/>
-              <w:left w:val="single" w:color="BFC7D5" w:sz="4"/>
-              <w:bottom w:val="single" w:color="BFC7D5" w:sz="4"/>
-              <w:right w:val="single" w:color="BFC7D5" w:sz="4"/>
-            </w:tcBorders>
-            <w:tcMar>
-              <w:top w:type="dxa" w:w="60"/>
-              <w:left w:type="dxa" w:w="90"/>
-              <w:bottom w:type="dxa" w:w="60"/>
-              <w:right w:type="dxa" w:w="90"/>
-            </w:tcMar>
-          </w:tcPr>
-          <w:p/>
-        </w:tc>
-        <w:tc>
-          <w:tcPr>
-            <w:tcW w:type="dxa" w:w="1760"/>
-            <w:tcBorders>
-              <w:top w:val="single" w:color="BFC7D5" w:sz="4"/>
-              <w:left w:val="single" w:color="BFC7D5" w:sz="4"/>
-              <w:bottom w:val="single" w:color="BFC7D5" w:sz="4"/>
-              <w:right w:val="single" w:color="BFC7D5" w:sz="4"/>
-            </w:tcBorders>
-            <w:tcMar>
-              <w:top w:type="dxa" w:w="60"/>
-              <w:left w:type="dxa" w:w="90"/>
-              <w:bottom w:type="dxa" w:w="60"/>
-              <w:right w:type="dxa" w:w="90"/>
-            </w:tcMar>
-          </w:tcPr>
-          <w:p/>
-        </w:tc>
-      </w:tr>
-      <w:tr>
-        <w:tc>
-          <w:tcPr>
-            <w:tcW w:type="dxa" w:w="2200"/>
-            <w:tcBorders>
-              <w:top w:val="single" w:color="BFC7D5" w:sz="4"/>
-              <w:left w:val="single" w:color="BFC7D5" w:sz="4"/>
-              <w:bottom w:val="single" w:color="BFC7D5" w:sz="4"/>
-              <w:right w:val="single" w:color="BFC7D5" w:sz="4"/>
-            </w:tcBorders>
-            <w:tcMar>
-              <w:top w:type="dxa" w:w="60"/>
-              <w:left w:type="dxa" w:w="90"/>
-              <w:bottom w:type="dxa" w:w="60"/>
-              <w:right w:type="dxa" w:w="90"/>
-            </w:tcMar>
-          </w:tcPr>
-          <w:p>
-            <w:r>
-              <w:rPr>
-                <w:b w:val="false"/>
-                <w:bCs w:val="false"/>
-                <w:color w:val="222222"/>
-                <w:sz w:val="17"/>
-                <w:szCs w:val="17"/>
-              </w:rPr>
-              <w:t xml:space="preserve">Approved by</w:t>
-            </w:r>
-          </w:p>
-        </w:tc>
-        <w:tc>
-          <w:tcPr>
-            <w:tcW w:type="dxa" w:w="2800"/>
-            <w:tcBorders>
-              <w:top w:val="single" w:color="BFC7D5" w:sz="4"/>
-              <w:left w:val="single" w:color="BFC7D5" w:sz="4"/>
-              <w:bottom w:val="single" w:color="BFC7D5" w:sz="4"/>
-              <w:right w:val="single" w:color="BFC7D5" w:sz="4"/>
-            </w:tcBorders>
-            <w:tcMar>
-              <w:top w:type="dxa" w:w="60"/>
-              <w:left w:type="dxa" w:w="90"/>
-              <w:bottom w:type="dxa" w:w="60"/>
-              <w:right w:type="dxa" w:w="90"/>
-            </w:tcMar>
-          </w:tcPr>
-          <w:p/>
-        </w:tc>
-        <w:tc>
-          <w:tcPr>
-            <w:tcW w:type="dxa" w:w="2600"/>
-            <w:tcBorders>
-              <w:top w:val="single" w:color="BFC7D5" w:sz="4"/>
-              <w:left w:val="single" w:color="BFC7D5" w:sz="4"/>
-              <w:bottom w:val="single" w:color="BFC7D5" w:sz="4"/>
-              <w:right w:val="single" w:color="BFC7D5" w:sz="4"/>
-            </w:tcBorders>
-            <w:tcMar>
-              <w:top w:type="dxa" w:w="60"/>
-              <w:left w:type="dxa" w:w="90"/>
-              <w:bottom w:type="dxa" w:w="60"/>
-              <w:right w:type="dxa" w:w="90"/>
-            </w:tcMar>
-          </w:tcPr>
-          <w:p/>
-        </w:tc>
-        <w:tc>
-          <w:tcPr>
-            <w:tcW w:type="dxa" w:w="1760"/>
-            <w:tcBorders>
-              <w:top w:val="single" w:color="BFC7D5" w:sz="4"/>
-              <w:left w:val="single" w:color="BFC7D5" w:sz="4"/>
-              <w:bottom w:val="single" w:color="BFC7D5" w:sz="4"/>
-              <w:right w:val="single" w:color="BFC7D5" w:sz="4"/>
-            </w:tcBorders>
-            <w:tcMar>
-              <w:top w:type="dxa" w:w="60"/>
-              <w:left w:type="dxa" w:w="90"/>
-              <w:bottom w:type="dxa" w:w="60"/>
-              <w:right w:type="dxa" w:w="90"/>
-            </w:tcMar>
-          </w:tcPr>
-          <w:p/>
+            <w:tcW w:type="dxa" w:w="2700"/>
+            <w:tcBorders>
+              <w:top w:val="single" w:color="BFC7D5" w:sz="4"/>
+              <w:left w:val="single" w:color="BFC7D5" w:sz="4"/>
+              <w:bottom w:val="single" w:color="BFC7D5" w:sz="4"/>
+              <w:right w:val="single" w:color="BFC7D5" w:sz="4"/>
+            </w:tcBorders>
+            <w:tcMar>
+              <w:top w:type="dxa" w:w="60"/>
+              <w:left w:type="dxa" w:w="90"/>
+              <w:bottom w:type="dxa" w:w="60"/>
+              <w:right w:type="dxa" w:w="90"/>
+            </w:tcMar>
+          </w:tcPr>
+          <w:p>
+            <w:r>
+              <w:rPr>
+                <w:b w:val="false"/>
+                <w:bCs w:val="false"/>
+                <w:color w:val="222222"/>
+                <w:sz w:val="17"/>
+                <w:szCs w:val="17"/>
+              </w:rPr>
+              <w:t xml:space="preserve">Prepared by — Lead Engineer</w:t>
+            </w:r>
+          </w:p>
+        </w:tc>
+        <w:tc>
+          <w:tcPr>
+            <w:tcW w:type="dxa" w:w="2500"/>
+            <w:tcBorders>
+              <w:top w:val="single" w:color="BFC7D5" w:sz="4"/>
+              <w:left w:val="single" w:color="BFC7D5" w:sz="4"/>
+              <w:bottom w:val="single" w:color="BFC7D5" w:sz="4"/>
+              <w:right w:val="single" w:color="BFC7D5" w:sz="4"/>
+            </w:tcBorders>
+            <w:tcMar>
+              <w:top w:type="dxa" w:w="60"/>
+              <w:left w:type="dxa" w:w="90"/>
+              <w:bottom w:type="dxa" w:w="60"/>
+              <w:right w:type="dxa" w:w="90"/>
+            </w:tcMar>
+          </w:tcPr>
+          <w:p>
+            <w:r>
+              <w:rPr>
+                <w:b w:val="false"/>
+                <w:bCs w:val="false"/>
+                <w:color w:val="222222"/>
+                <w:sz w:val="17"/>
+                <w:szCs w:val="17"/>
+              </w:rPr>
+              <w:t xml:space="preserve">Richard Watson Stephen Amudha</w:t>
+            </w:r>
+          </w:p>
+        </w:tc>
+        <w:tc>
+          <w:tcPr>
+            <w:tcW w:type="dxa" w:w="2500"/>
+            <w:tcBorders>
+              <w:top w:val="single" w:color="BFC7D5" w:sz="4"/>
+              <w:left w:val="single" w:color="BFC7D5" w:sz="4"/>
+              <w:bottom w:val="single" w:color="BFC7D5" w:sz="4"/>
+              <w:right w:val="single" w:color="BFC7D5" w:sz="4"/>
+            </w:tcBorders>
+            <w:tcMar>
+              <w:top w:type="dxa" w:w="60"/>
+              <w:left w:type="dxa" w:w="90"/>
+              <w:bottom w:type="dxa" w:w="60"/>
+              <w:right w:type="dxa" w:w="90"/>
+            </w:tcMar>
+          </w:tcPr>
+          <w:p>
+            <w:r>
+              <w:rPr>
+                <w:b w:val="false"/>
+                <w:bCs w:val="false"/>
+                <w:color w:val="222222"/>
+                <w:sz w:val="17"/>
+                <w:szCs w:val="17"/>
+              </w:rPr>
+              <w:t xml:space="preserve">Richard Watson Stephen Amudha</w:t>
+            </w:r>
+          </w:p>
+        </w:tc>
+        <w:tc>
+          <w:tcPr>
+            <w:tcW w:type="dxa" w:w="1660"/>
+            <w:tcBorders>
+              <w:top w:val="single" w:color="BFC7D5" w:sz="4"/>
+              <w:left w:val="single" w:color="BFC7D5" w:sz="4"/>
+              <w:bottom w:val="single" w:color="BFC7D5" w:sz="4"/>
+              <w:right w:val="single" w:color="BFC7D5" w:sz="4"/>
+            </w:tcBorders>
+            <w:tcMar>
+              <w:top w:type="dxa" w:w="60"/>
+              <w:left w:type="dxa" w:w="90"/>
+              <w:bottom w:type="dxa" w:w="60"/>
+              <w:right w:type="dxa" w:w="90"/>
+            </w:tcMar>
+          </w:tcPr>
+          <w:p>
+            <w:r>
+              <w:rPr>
+                <w:b w:val="false"/>
+                <w:bCs w:val="false"/>
+                <w:color w:val="222222"/>
+                <w:sz w:val="17"/>
+                <w:szCs w:val="17"/>
+              </w:rPr>
+              <w:t xml:space="preserve">2026-10-07</w:t>
+            </w:r>
+          </w:p>
+        </w:tc>
+      </w:tr>
+      <w:tr>
+        <w:tc>
+          <w:tcPr>
+            <w:tcW w:type="dxa" w:w="2700"/>
+            <w:tcBorders>
+              <w:top w:val="single" w:color="BFC7D5" w:sz="4"/>
+              <w:left w:val="single" w:color="BFC7D5" w:sz="4"/>
+              <w:bottom w:val="single" w:color="BFC7D5" w:sz="4"/>
+              <w:right w:val="single" w:color="BFC7D5" w:sz="4"/>
+            </w:tcBorders>
+            <w:tcMar>
+              <w:top w:type="dxa" w:w="60"/>
+              <w:left w:type="dxa" w:w="90"/>
+              <w:bottom w:type="dxa" w:w="60"/>
+              <w:right w:type="dxa" w:w="90"/>
+            </w:tcMar>
+          </w:tcPr>
+          <w:p>
+            <w:r>
+              <w:rPr>
+                <w:b w:val="false"/>
+                <w:bCs w:val="false"/>
+                <w:color w:val="222222"/>
+                <w:sz w:val="17"/>
+                <w:szCs w:val="17"/>
+              </w:rPr>
+              <w:t xml:space="preserve">Reviewed by — EchoMind Project Lead</w:t>
+            </w:r>
+          </w:p>
+        </w:tc>
+        <w:tc>
+          <w:tcPr>
+            <w:tcW w:type="dxa" w:w="2500"/>
+            <w:tcBorders>
+              <w:top w:val="single" w:color="BFC7D5" w:sz="4"/>
+              <w:left w:val="single" w:color="BFC7D5" w:sz="4"/>
+              <w:bottom w:val="single" w:color="BFC7D5" w:sz="4"/>
+              <w:right w:val="single" w:color="BFC7D5" w:sz="4"/>
+            </w:tcBorders>
+            <w:tcMar>
+              <w:top w:type="dxa" w:w="60"/>
+              <w:left w:type="dxa" w:w="90"/>
+              <w:bottom w:type="dxa" w:w="60"/>
+              <w:right w:type="dxa" w:w="90"/>
+            </w:tcMar>
+          </w:tcPr>
+          <w:p>
+            <w:r>
+              <w:rPr>
+                <w:b w:val="false"/>
+                <w:bCs w:val="false"/>
+                <w:color w:val="222222"/>
+                <w:sz w:val="17"/>
+                <w:szCs w:val="17"/>
+              </w:rPr>
+              <w:t xml:space="preserve">Alexander Peter</w:t>
+            </w:r>
+          </w:p>
+        </w:tc>
+        <w:tc>
+          <w:tcPr>
+            <w:tcW w:type="dxa" w:w="2500"/>
+            <w:tcBorders>
+              <w:top w:val="single" w:color="BFC7D5" w:sz="4"/>
+              <w:left w:val="single" w:color="BFC7D5" w:sz="4"/>
+              <w:bottom w:val="single" w:color="BFC7D5" w:sz="4"/>
+              <w:right w:val="single" w:color="BFC7D5" w:sz="4"/>
+            </w:tcBorders>
+            <w:tcMar>
+              <w:top w:type="dxa" w:w="60"/>
+              <w:left w:type="dxa" w:w="90"/>
+              <w:bottom w:type="dxa" w:w="60"/>
+              <w:right w:type="dxa" w:w="90"/>
+            </w:tcMar>
+          </w:tcPr>
+          <w:p>
+            <w:r>
+              <w:rPr>
+                <w:b w:val="false"/>
+                <w:bCs w:val="false"/>
+                <w:color w:val="222222"/>
+                <w:sz w:val="17"/>
+                <w:szCs w:val="17"/>
+              </w:rPr>
+              <w:t xml:space="preserve">Alexander Peter</w:t>
+            </w:r>
+          </w:p>
+        </w:tc>
+        <w:tc>
+          <w:tcPr>
+            <w:tcW w:type="dxa" w:w="1660"/>
+            <w:tcBorders>
+              <w:top w:val="single" w:color="BFC7D5" w:sz="4"/>
+              <w:left w:val="single" w:color="BFC7D5" w:sz="4"/>
+              <w:bottom w:val="single" w:color="BFC7D5" w:sz="4"/>
+              <w:right w:val="single" w:color="BFC7D5" w:sz="4"/>
+            </w:tcBorders>
+            <w:tcMar>
+              <w:top w:type="dxa" w:w="60"/>
+              <w:left w:type="dxa" w:w="90"/>
+              <w:bottom w:type="dxa" w:w="60"/>
+              <w:right w:type="dxa" w:w="90"/>
+            </w:tcMar>
+          </w:tcPr>
+          <w:p>
+            <w:r>
+              <w:rPr>
+                <w:b w:val="false"/>
+                <w:bCs w:val="false"/>
+                <w:color w:val="222222"/>
+                <w:sz w:val="17"/>
+                <w:szCs w:val="17"/>
+              </w:rPr>
+              <w:t xml:space="preserve">2026-10-07</w:t>
+            </w:r>
+          </w:p>
+        </w:tc>
+      </w:tr>
+      <w:tr>
+        <w:tc>
+          <w:tcPr>
+            <w:tcW w:type="dxa" w:w="2700"/>
+            <w:tcBorders>
+              <w:top w:val="single" w:color="BFC7D5" w:sz="4"/>
+              <w:left w:val="single" w:color="BFC7D5" w:sz="4"/>
+              <w:bottom w:val="single" w:color="BFC7D5" w:sz="4"/>
+              <w:right w:val="single" w:color="BFC7D5" w:sz="4"/>
+            </w:tcBorders>
+            <w:tcMar>
+              <w:top w:type="dxa" w:w="60"/>
+              <w:left w:type="dxa" w:w="90"/>
+              <w:bottom w:type="dxa" w:w="60"/>
+              <w:right w:type="dxa" w:w="90"/>
+            </w:tcMar>
+          </w:tcPr>
+          <w:p>
+            <w:r>
+              <w:rPr>
+                <w:b w:val="false"/>
+                <w:bCs w:val="false"/>
+                <w:color w:val="222222"/>
+                <w:sz w:val="17"/>
+                <w:szCs w:val="17"/>
+              </w:rPr>
+              <w:t xml:space="preserve">Quality assurance — QA / MR</w:t>
+            </w:r>
+          </w:p>
+        </w:tc>
+        <w:tc>
+          <w:tcPr>
+            <w:tcW w:type="dxa" w:w="2500"/>
+            <w:tcBorders>
+              <w:top w:val="single" w:color="BFC7D5" w:sz="4"/>
+              <w:left w:val="single" w:color="BFC7D5" w:sz="4"/>
+              <w:bottom w:val="single" w:color="BFC7D5" w:sz="4"/>
+              <w:right w:val="single" w:color="BFC7D5" w:sz="4"/>
+            </w:tcBorders>
+            <w:tcMar>
+              <w:top w:type="dxa" w:w="60"/>
+              <w:left w:type="dxa" w:w="90"/>
+              <w:bottom w:type="dxa" w:w="60"/>
+              <w:right w:type="dxa" w:w="90"/>
+            </w:tcMar>
+          </w:tcPr>
+          <w:p>
+            <w:r>
+              <w:rPr>
+                <w:b w:val="false"/>
+                <w:bCs w:val="false"/>
+                <w:color w:val="222222"/>
+                <w:sz w:val="17"/>
+                <w:szCs w:val="17"/>
+              </w:rPr>
+              <w:t xml:space="preserve">Sheryl Nazareth</w:t>
+            </w:r>
+          </w:p>
+        </w:tc>
+        <w:tc>
+          <w:tcPr>
+            <w:tcW w:type="dxa" w:w="2500"/>
+            <w:tcBorders>
+              <w:top w:val="single" w:color="BFC7D5" w:sz="4"/>
+              <w:left w:val="single" w:color="BFC7D5" w:sz="4"/>
+              <w:bottom w:val="single" w:color="BFC7D5" w:sz="4"/>
+              <w:right w:val="single" w:color="BFC7D5" w:sz="4"/>
+            </w:tcBorders>
+            <w:tcMar>
+              <w:top w:type="dxa" w:w="60"/>
+              <w:left w:type="dxa" w:w="90"/>
+              <w:bottom w:type="dxa" w:w="60"/>
+              <w:right w:type="dxa" w:w="90"/>
+            </w:tcMar>
+          </w:tcPr>
+          <w:p>
+            <w:r>
+              <w:rPr>
+                <w:b w:val="false"/>
+                <w:bCs w:val="false"/>
+                <w:color w:val="222222"/>
+                <w:sz w:val="17"/>
+                <w:szCs w:val="17"/>
+              </w:rPr>
+              <w:t xml:space="preserve">Sheryl Nazareth</w:t>
+            </w:r>
+          </w:p>
+        </w:tc>
+        <w:tc>
+          <w:tcPr>
+            <w:tcW w:type="dxa" w:w="1660"/>
+            <w:tcBorders>
+              <w:top w:val="single" w:color="BFC7D5" w:sz="4"/>
+              <w:left w:val="single" w:color="BFC7D5" w:sz="4"/>
+              <w:bottom w:val="single" w:color="BFC7D5" w:sz="4"/>
+              <w:right w:val="single" w:color="BFC7D5" w:sz="4"/>
+            </w:tcBorders>
+            <w:tcMar>
+              <w:top w:type="dxa" w:w="60"/>
+              <w:left w:type="dxa" w:w="90"/>
+              <w:bottom w:type="dxa" w:w="60"/>
+              <w:right w:type="dxa" w:w="90"/>
+            </w:tcMar>
+          </w:tcPr>
+          <w:p>
+            <w:r>
+              <w:rPr>
+                <w:b w:val="false"/>
+                <w:bCs w:val="false"/>
+                <w:color w:val="222222"/>
+                <w:sz w:val="17"/>
+                <w:szCs w:val="17"/>
+              </w:rPr>
+              <w:t xml:space="preserve">2026-10-07</w:t>
+            </w:r>
+          </w:p>
+        </w:tc>
+      </w:tr>
+      <w:tr>
+        <w:tc>
+          <w:tcPr>
+            <w:tcW w:type="dxa" w:w="2700"/>
+            <w:tcBorders>
+              <w:top w:val="single" w:color="BFC7D5" w:sz="4"/>
+              <w:left w:val="single" w:color="BFC7D5" w:sz="4"/>
+              <w:bottom w:val="single" w:color="BFC7D5" w:sz="4"/>
+              <w:right w:val="single" w:color="BFC7D5" w:sz="4"/>
+            </w:tcBorders>
+            <w:tcMar>
+              <w:top w:type="dxa" w:w="60"/>
+              <w:left w:type="dxa" w:w="90"/>
+              <w:bottom w:type="dxa" w:w="60"/>
+              <w:right w:type="dxa" w:w="90"/>
+            </w:tcMar>
+          </w:tcPr>
+          <w:p>
+            <w:r>
+              <w:rPr>
+                <w:b w:val="false"/>
+                <w:bCs w:val="false"/>
+                <w:color w:val="222222"/>
+                <w:sz w:val="17"/>
+                <w:szCs w:val="17"/>
+              </w:rPr>
+              <w:t xml:space="preserve">Approved by — Managing Director</w:t>
+            </w:r>
+          </w:p>
+        </w:tc>
+        <w:tc>
+          <w:tcPr>
+            <w:tcW w:type="dxa" w:w="2500"/>
+            <w:tcBorders>
+              <w:top w:val="single" w:color="BFC7D5" w:sz="4"/>
+              <w:left w:val="single" w:color="BFC7D5" w:sz="4"/>
+              <w:bottom w:val="single" w:color="BFC7D5" w:sz="4"/>
+              <w:right w:val="single" w:color="BFC7D5" w:sz="4"/>
+            </w:tcBorders>
+            <w:tcMar>
+              <w:top w:type="dxa" w:w="60"/>
+              <w:left w:type="dxa" w:w="90"/>
+              <w:bottom w:type="dxa" w:w="60"/>
+              <w:right w:type="dxa" w:w="90"/>
+            </w:tcMar>
+          </w:tcPr>
+          <w:p>
+            <w:r>
+              <w:rPr>
+                <w:b w:val="false"/>
+                <w:bCs w:val="false"/>
+                <w:color w:val="222222"/>
+                <w:sz w:val="17"/>
+                <w:szCs w:val="17"/>
+              </w:rPr>
+              <w:t xml:space="preserve">Anita Johan</w:t>
+            </w:r>
+          </w:p>
+        </w:tc>
+        <w:tc>
+          <w:tcPr>
+            <w:tcW w:type="dxa" w:w="2500"/>
+            <w:tcBorders>
+              <w:top w:val="single" w:color="BFC7D5" w:sz="4"/>
+              <w:left w:val="single" w:color="BFC7D5" w:sz="4"/>
+              <w:bottom w:val="single" w:color="BFC7D5" w:sz="4"/>
+              <w:right w:val="single" w:color="BFC7D5" w:sz="4"/>
+            </w:tcBorders>
+            <w:tcMar>
+              <w:top w:type="dxa" w:w="60"/>
+              <w:left w:type="dxa" w:w="90"/>
+              <w:bottom w:type="dxa" w:w="60"/>
+              <w:right w:type="dxa" w:w="90"/>
+            </w:tcMar>
+          </w:tcPr>
+          <w:p>
+            <w:r>
+              <w:rPr>
+                <w:b w:val="false"/>
+                <w:bCs w:val="false"/>
+                <w:color w:val="222222"/>
+                <w:sz w:val="17"/>
+                <w:szCs w:val="17"/>
+              </w:rPr>
+              <w:t xml:space="preserve">Anita Johan</w:t>
+            </w:r>
+          </w:p>
+        </w:tc>
+        <w:tc>
+          <w:tcPr>
+            <w:tcW w:type="dxa" w:w="1660"/>
+            <w:tcBorders>
+              <w:top w:val="single" w:color="BFC7D5" w:sz="4"/>
+              <w:left w:val="single" w:color="BFC7D5" w:sz="4"/>
+              <w:bottom w:val="single" w:color="BFC7D5" w:sz="4"/>
+              <w:right w:val="single" w:color="BFC7D5" w:sz="4"/>
+            </w:tcBorders>
+            <w:tcMar>
+              <w:top w:type="dxa" w:w="60"/>
+              <w:left w:type="dxa" w:w="90"/>
+              <w:bottom w:type="dxa" w:w="60"/>
+              <w:right w:type="dxa" w:w="90"/>
+            </w:tcMar>
+          </w:tcPr>
+          <w:p>
+            <w:r>
+              <w:rPr>
+                <w:b w:val="false"/>
+                <w:bCs w:val="false"/>
+                <w:color w:val="222222"/>
+                <w:sz w:val="17"/>
+                <w:szCs w:val="17"/>
+              </w:rPr>
+              <w:t xml:space="preserve">2026-10-07</w:t>
+            </w:r>
+          </w:p>
         </w:tc>
       </w:tr>
     </w:tbl>
+    <w:p>
+      <w:pPr>
+        <w:spacing w:after="100"/>
+        <w:rPr>
+          <w:i/>
+          <w:iCs/>
+          <w:color w:val="555555"/>
+          <w:sz w:val="17"/>
+          <w:szCs w:val="17"/>
+        </w:rPr>
+      </w:pPr>
+      <w:r>
+        <w:rPr>
+          <w:i/>
+          <w:iCs/>
+          <w:color w:val="555555"/>
+          <w:sz w:val="17"/>
+          <w:szCs w:val="17"/>
+        </w:rPr>
+        <w:t xml:space="preserve">Signatures are the typed names of the role holders. Review and approval were confirmed by each of them on 2026-10-07 and are recorded in docs/qms/records/approvals/2026-10-07_AR-2026-001_document_approval.md (SOP-01 §6).</w:t>
+      </w:r>
+    </w:p>
     <w:sectPr>
       <w:headerReference w:type="default" r:id="rId6"/>
       <w:footerReference w:type="default" r:id="rId7"/>
